--- a/templates/informe_conformidad.docx
+++ b/templates/informe_conformidad.docx
@@ -33,9 +33,8 @@
           <w:szCs w:val="28"/>
           <w:u w:val="single"/>
         </w:rPr>
-        <w:t xml:space="preserve"> </w:t>
-      </w:r>
-      <w:proofErr w:type="spellStart"/>
+        <w:t xml:space="preserve"> N° </w:t>
+      </w:r>
       <w:r>
         <w:rPr>
           <w:rFonts w:ascii="Times New Roman" w:hAnsi="Times New Roman" w:cs="Times New Roman"/>
@@ -45,9 +44,8 @@
           <w:szCs w:val="28"/>
           <w:u w:val="single"/>
         </w:rPr>
-        <w:t>N°</w:t>
-      </w:r>
-      <w:proofErr w:type="spellEnd"/>
+        <w:t>{{ n</w:t>
+      </w:r>
       <w:r>
         <w:rPr>
           <w:rFonts w:ascii="Times New Roman" w:hAnsi="Times New Roman" w:cs="Times New Roman"/>
@@ -57,9 +55,8 @@
           <w:szCs w:val="28"/>
           <w:u w:val="single"/>
         </w:rPr>
-        <w:t xml:space="preserve"> </w:t>
-      </w:r>
-      <w:proofErr w:type="gramStart"/>
+        <w:t>umero_doc</w:t>
+      </w:r>
       <w:r>
         <w:rPr>
           <w:rFonts w:ascii="Times New Roman" w:hAnsi="Times New Roman" w:cs="Times New Roman"/>
@@ -69,9 +66,8 @@
           <w:szCs w:val="28"/>
           <w:u w:val="single"/>
         </w:rPr>
-        <w:t xml:space="preserve">{{ </w:t>
-      </w:r>
-      <w:proofErr w:type="spellStart"/>
+        <w:t xml:space="preserve"> }}</w:t>
+      </w:r>
       <w:r>
         <w:rPr>
           <w:rFonts w:ascii="Times New Roman" w:hAnsi="Times New Roman" w:cs="Times New Roman"/>
@@ -81,7 +77,7 @@
           <w:szCs w:val="28"/>
           <w:u w:val="single"/>
         </w:rPr>
-        <w:t>n</w:t>
+        <w:t>-2026-MDSM/G</w:t>
       </w:r>
       <w:r>
         <w:rPr>
@@ -92,9 +88,8 @@
           <w:szCs w:val="28"/>
           <w:u w:val="single"/>
         </w:rPr>
-        <w:t>umero</w:t>
-      </w:r>
-      <w:proofErr w:type="gramEnd"/>
+        <w:t>D</w:t>
+      </w:r>
       <w:r>
         <w:rPr>
           <w:rFonts w:ascii="Times New Roman" w:hAnsi="Times New Roman" w:cs="Times New Roman"/>
@@ -104,58 +99,13 @@
           <w:szCs w:val="28"/>
           <w:u w:val="single"/>
         </w:rPr>
-        <w:t>_doc</w:t>
-      </w:r>
-      <w:proofErr w:type="spellEnd"/>
-      <w:r>
-        <w:rPr>
-          <w:rFonts w:ascii="Times New Roman" w:hAnsi="Times New Roman" w:cs="Times New Roman"/>
-          <w:b/>
-          <w:bCs/>
-          <w:sz w:val="28"/>
-          <w:szCs w:val="28"/>
-          <w:u w:val="single"/>
-        </w:rPr>
-        <w:t xml:space="preserve"> }}</w:t>
-      </w:r>
-      <w:r>
-        <w:rPr>
-          <w:rFonts w:ascii="Times New Roman" w:hAnsi="Times New Roman" w:cs="Times New Roman"/>
-          <w:b/>
-          <w:bCs/>
-          <w:sz w:val="28"/>
-          <w:szCs w:val="28"/>
-          <w:u w:val="single"/>
-        </w:rPr>
-        <w:t>-2026-MDSM/G</w:t>
-      </w:r>
-      <w:r>
-        <w:rPr>
-          <w:rFonts w:ascii="Times New Roman" w:hAnsi="Times New Roman" w:cs="Times New Roman"/>
-          <w:b/>
-          <w:bCs/>
-          <w:sz w:val="28"/>
-          <w:szCs w:val="28"/>
-          <w:u w:val="single"/>
-        </w:rPr>
-        <w:t>D</w:t>
-      </w:r>
-      <w:r>
-        <w:rPr>
-          <w:rFonts w:ascii="Times New Roman" w:hAnsi="Times New Roman" w:cs="Times New Roman"/>
-          <w:b/>
-          <w:bCs/>
-          <w:sz w:val="28"/>
-          <w:szCs w:val="28"/>
-          <w:u w:val="single"/>
-        </w:rPr>
         <w:t>TI/SGI-WCM</w:t>
       </w:r>
     </w:p>
     <w:tbl>
       <w:tblPr>
         <w:tblStyle w:val="Tablaconcuadrcula"/>
-        <w:tblW w:w="0" w:type="auto"/>
+        <w:tblW w:w="9498" w:type="dxa"/>
         <w:tblBorders>
           <w:top w:val="none" w:sz="0" w:space="0" w:color="auto"/>
           <w:left w:val="none" w:sz="0" w:space="0" w:color="auto"/>
@@ -168,7 +118,7 @@
       <w:tblGrid>
         <w:gridCol w:w="1760"/>
         <w:gridCol w:w="367"/>
-        <w:gridCol w:w="6899"/>
+        <w:gridCol w:w="7371"/>
       </w:tblGrid>
       <w:tr>
         <w:tc>
@@ -230,7 +180,7 @@
         </w:tc>
         <w:tc>
           <w:tcPr>
-            <w:tcW w:w="6899" w:type="dxa"/>
+            <w:tcW w:w="7371" w:type="dxa"/>
           </w:tcPr>
           <w:p>
             <w:pPr>
@@ -341,7 +291,7 @@
         </w:tc>
         <w:tc>
           <w:tcPr>
-            <w:tcW w:w="6899" w:type="dxa"/>
+            <w:tcW w:w="7371" w:type="dxa"/>
           </w:tcPr>
           <w:p>
             <w:pPr>
@@ -453,7 +403,7 @@
         </w:tc>
         <w:tc>
           <w:tcPr>
-            <w:tcW w:w="6899" w:type="dxa"/>
+            <w:tcW w:w="7371" w:type="dxa"/>
           </w:tcPr>
           <w:p>
             <w:pPr>
@@ -563,7 +513,7 @@
         </w:tc>
         <w:tc>
           <w:tcPr>
-            <w:tcW w:w="6899" w:type="dxa"/>
+            <w:tcW w:w="7371" w:type="dxa"/>
           </w:tcPr>
           <w:p>
             <w:pPr>
@@ -585,95 +535,7 @@
                 <w:sz w:val="18"/>
                 <w:szCs w:val="18"/>
               </w:rPr>
-              <w:t xml:space="preserve">REMITO CONFORMIDAD A LA ORDEN DE </w:t>
-            </w:r>
-            <w:proofErr w:type="gramStart"/>
-            <w:r>
-              <w:rPr>
-                <w:rFonts w:ascii="Times New Roman" w:hAnsi="Times New Roman" w:cs="Times New Roman"/>
-                <w:b/>
-                <w:bCs/>
-                <w:sz w:val="18"/>
-                <w:szCs w:val="18"/>
-              </w:rPr>
-              <w:t xml:space="preserve">{{ </w:t>
-            </w:r>
-            <w:proofErr w:type="spellStart"/>
-            <w:r>
-              <w:rPr>
-                <w:rFonts w:ascii="Times New Roman" w:hAnsi="Times New Roman" w:cs="Times New Roman"/>
-                <w:b/>
-                <w:bCs/>
-                <w:sz w:val="18"/>
-                <w:szCs w:val="18"/>
-              </w:rPr>
-              <w:t>tipo</w:t>
-            </w:r>
-            <w:proofErr w:type="gramEnd"/>
-            <w:r>
-              <w:rPr>
-                <w:rFonts w:ascii="Times New Roman" w:hAnsi="Times New Roman" w:cs="Times New Roman"/>
-                <w:b/>
-                <w:bCs/>
-                <w:sz w:val="18"/>
-                <w:szCs w:val="18"/>
-              </w:rPr>
-              <w:t>_pedido</w:t>
-            </w:r>
-            <w:proofErr w:type="spellEnd"/>
-            <w:r>
-              <w:rPr>
-                <w:rFonts w:ascii="Times New Roman" w:hAnsi="Times New Roman" w:cs="Times New Roman"/>
-                <w:b/>
-                <w:bCs/>
-                <w:sz w:val="18"/>
-                <w:szCs w:val="18"/>
-              </w:rPr>
-              <w:t xml:space="preserve"> }} </w:t>
-            </w:r>
-            <w:proofErr w:type="spellStart"/>
-            <w:r>
-              <w:rPr>
-                <w:rFonts w:ascii="Times New Roman" w:hAnsi="Times New Roman" w:cs="Times New Roman"/>
-                <w:b/>
-                <w:bCs/>
-                <w:sz w:val="18"/>
-                <w:szCs w:val="18"/>
-              </w:rPr>
-              <w:t>Nº</w:t>
-            </w:r>
-            <w:proofErr w:type="spellEnd"/>
-            <w:r>
-              <w:rPr>
-                <w:rFonts w:ascii="Times New Roman" w:hAnsi="Times New Roman" w:cs="Times New Roman"/>
-                <w:b/>
-                <w:bCs/>
-                <w:sz w:val="18"/>
-                <w:szCs w:val="18"/>
-              </w:rPr>
-              <w:t xml:space="preserve"> {{ </w:t>
-            </w:r>
-            <w:proofErr w:type="spellStart"/>
-            <w:r>
-              <w:rPr>
-                <w:rFonts w:ascii="Times New Roman" w:hAnsi="Times New Roman" w:cs="Times New Roman"/>
-                <w:b/>
-                <w:bCs/>
-                <w:sz w:val="18"/>
-                <w:szCs w:val="18"/>
-              </w:rPr>
-              <w:t>num_pedido</w:t>
-            </w:r>
-            <w:proofErr w:type="spellEnd"/>
-            <w:r>
-              <w:rPr>
-                <w:rFonts w:ascii="Times New Roman" w:hAnsi="Times New Roman" w:cs="Times New Roman"/>
-                <w:b/>
-                <w:bCs/>
-                <w:sz w:val="18"/>
-                <w:szCs w:val="18"/>
-              </w:rPr>
-              <w:t xml:space="preserve"> }}</w:t>
+              <w:t>REMITO CONFORMIDAD A LA ORDEN DE {{ tipo_pedido }} Nº {{ num_pedido }}</w:t>
             </w:r>
           </w:p>
           <w:p>
@@ -749,7 +611,7 @@
         </w:tc>
         <w:tc>
           <w:tcPr>
-            <w:tcW w:w="6899" w:type="dxa"/>
+            <w:tcW w:w="7371" w:type="dxa"/>
           </w:tcPr>
           <w:p>
             <w:pPr>
@@ -765,43 +627,7 @@
                 <w:sz w:val="18"/>
                 <w:szCs w:val="18"/>
               </w:rPr>
-              <w:t>A). “</w:t>
-            </w:r>
-            <w:proofErr w:type="gramStart"/>
-            <w:r>
-              <w:rPr>
-                <w:rFonts w:ascii="Times New Roman" w:hAnsi="Times New Roman" w:cs="Times New Roman"/>
-                <w:sz w:val="18"/>
-                <w:szCs w:val="18"/>
-              </w:rPr>
-              <w:t xml:space="preserve">{{ </w:t>
-            </w:r>
-            <w:proofErr w:type="spellStart"/>
-            <w:r>
-              <w:rPr>
-                <w:rFonts w:ascii="Times New Roman" w:hAnsi="Times New Roman" w:cs="Times New Roman"/>
-                <w:sz w:val="18"/>
-                <w:szCs w:val="18"/>
-              </w:rPr>
-              <w:t>nombre</w:t>
-            </w:r>
-            <w:proofErr w:type="gramEnd"/>
-            <w:r>
-              <w:rPr>
-                <w:rFonts w:ascii="Times New Roman" w:hAnsi="Times New Roman" w:cs="Times New Roman"/>
-                <w:sz w:val="18"/>
-                <w:szCs w:val="18"/>
-              </w:rPr>
-              <w:t>_obra</w:t>
-            </w:r>
-            <w:proofErr w:type="spellEnd"/>
-            <w:r>
-              <w:rPr>
-                <w:rFonts w:ascii="Times New Roman" w:hAnsi="Times New Roman" w:cs="Times New Roman"/>
-                <w:sz w:val="18"/>
-                <w:szCs w:val="18"/>
-              </w:rPr>
-              <w:t xml:space="preserve"> }} ” </w:t>
+              <w:t xml:space="preserve">A). “{{ nombre_obra }} ” </w:t>
             </w:r>
             <w:r>
               <w:rPr>
@@ -825,43 +651,7 @@
                 <w:sz w:val="18"/>
                 <w:szCs w:val="18"/>
               </w:rPr>
-              <w:t xml:space="preserve">: </w:t>
-            </w:r>
-            <w:proofErr w:type="spellStart"/>
-            <w:r>
-              <w:rPr>
-                <w:rFonts w:ascii="Times New Roman" w:hAnsi="Times New Roman" w:cs="Times New Roman"/>
-                <w:sz w:val="18"/>
-                <w:szCs w:val="18"/>
-              </w:rPr>
-              <w:t>Nº</w:t>
-            </w:r>
-            <w:proofErr w:type="spellEnd"/>
-            <w:r>
-              <w:rPr>
-                <w:rFonts w:ascii="Times New Roman" w:hAnsi="Times New Roman" w:cs="Times New Roman"/>
-                <w:sz w:val="18"/>
-                <w:szCs w:val="18"/>
-              </w:rPr>
-              <w:t xml:space="preserve"> {{ </w:t>
-            </w:r>
-            <w:proofErr w:type="spellStart"/>
-            <w:r>
-              <w:rPr>
-                <w:rFonts w:ascii="Times New Roman" w:hAnsi="Times New Roman" w:cs="Times New Roman"/>
-                <w:sz w:val="18"/>
-                <w:szCs w:val="18"/>
-              </w:rPr>
-              <w:t>num_cui</w:t>
-            </w:r>
-            <w:proofErr w:type="spellEnd"/>
-            <w:r>
-              <w:rPr>
-                <w:rFonts w:ascii="Times New Roman" w:hAnsi="Times New Roman" w:cs="Times New Roman"/>
-                <w:sz w:val="18"/>
-                <w:szCs w:val="18"/>
-              </w:rPr>
-              <w:t xml:space="preserve"> }}</w:t>
+              <w:t>: Nº {{ num_cui }}</w:t>
             </w:r>
           </w:p>
           <w:p>
@@ -880,41 +670,13 @@
               </w:rPr>
               <w:t xml:space="preserve">B). </w:t>
             </w:r>
-            <w:proofErr w:type="gramStart"/>
-            <w:r>
-              <w:rPr>
-                <w:rFonts w:ascii="Times New Roman" w:hAnsi="Times New Roman" w:cs="Times New Roman"/>
-                <w:sz w:val="18"/>
-                <w:szCs w:val="18"/>
-              </w:rPr>
-              <w:t xml:space="preserve">{{ </w:t>
-            </w:r>
-            <w:proofErr w:type="spellStart"/>
-            <w:r>
-              <w:rPr>
-                <w:rFonts w:ascii="Times New Roman" w:hAnsi="Times New Roman" w:cs="Times New Roman"/>
-                <w:sz w:val="18"/>
-                <w:szCs w:val="18"/>
-              </w:rPr>
-              <w:t>nombre</w:t>
-            </w:r>
-            <w:proofErr w:type="gramEnd"/>
-            <w:r>
-              <w:rPr>
-                <w:rFonts w:ascii="Times New Roman" w:hAnsi="Times New Roman" w:cs="Times New Roman"/>
-                <w:sz w:val="18"/>
-                <w:szCs w:val="18"/>
-              </w:rPr>
-              <w:t>_doc</w:t>
-            </w:r>
-            <w:proofErr w:type="spellEnd"/>
-            <w:r>
-              <w:rPr>
-                <w:rFonts w:ascii="Times New Roman" w:hAnsi="Times New Roman" w:cs="Times New Roman"/>
-                <w:sz w:val="18"/>
-                <w:szCs w:val="18"/>
-              </w:rPr>
-              <w:t xml:space="preserve"> }}</w:t>
+            <w:r>
+              <w:rPr>
+                <w:rFonts w:ascii="Times New Roman" w:hAnsi="Times New Roman" w:cs="Times New Roman"/>
+                <w:sz w:val="18"/>
+                <w:szCs w:val="18"/>
+              </w:rPr>
+              <w:t>{{ nombre_doc }}</w:t>
             </w:r>
           </w:p>
         </w:tc>
@@ -984,7 +746,7 @@
         </w:tc>
         <w:tc>
           <w:tcPr>
-            <w:tcW w:w="6899" w:type="dxa"/>
+            <w:tcW w:w="7371" w:type="dxa"/>
             <w:tcBorders>
               <w:bottom w:val="double" w:sz="12" w:space="0" w:color="00B050"/>
             </w:tcBorders>
@@ -1011,7 +773,6 @@
               </w:rPr>
               <w:t xml:space="preserve">San Miguel, </w:t>
             </w:r>
-            <w:proofErr w:type="gramStart"/>
             <w:r>
               <w:rPr>
                 <w:rFonts w:ascii="Times New Roman" w:hAnsi="Times New Roman" w:cs="Times New Roman"/>
@@ -1021,43 +782,7 @@
                 <w:szCs w:val="18"/>
                 <w:lang w:val="en-US"/>
               </w:rPr>
-              <w:t xml:space="preserve">{{ </w:t>
-            </w:r>
-            <w:proofErr w:type="spellStart"/>
-            <w:r>
-              <w:rPr>
-                <w:rFonts w:ascii="Times New Roman" w:hAnsi="Times New Roman" w:cs="Times New Roman"/>
-                <w:b/>
-                <w:bCs/>
-                <w:sz w:val="18"/>
-                <w:szCs w:val="18"/>
-                <w:lang w:val="en-US"/>
-              </w:rPr>
-              <w:t>fecha</w:t>
-            </w:r>
-            <w:proofErr w:type="gramEnd"/>
-            <w:r>
-              <w:rPr>
-                <w:rFonts w:ascii="Times New Roman" w:hAnsi="Times New Roman" w:cs="Times New Roman"/>
-                <w:b/>
-                <w:bCs/>
-                <w:sz w:val="18"/>
-                <w:szCs w:val="18"/>
-                <w:lang w:val="en-US"/>
-              </w:rPr>
-              <w:t>_actual</w:t>
-            </w:r>
-            <w:proofErr w:type="spellEnd"/>
-            <w:r>
-              <w:rPr>
-                <w:rFonts w:ascii="Times New Roman" w:hAnsi="Times New Roman" w:cs="Times New Roman"/>
-                <w:b/>
-                <w:bCs/>
-                <w:sz w:val="18"/>
-                <w:szCs w:val="18"/>
-                <w:lang w:val="en-US"/>
-              </w:rPr>
-              <w:t xml:space="preserve"> }}</w:t>
+              <w:t>{{ fecha_actual }}</w:t>
             </w:r>
           </w:p>
           <w:p>
@@ -1109,7 +834,6 @@
         </w:rPr>
         <w:t xml:space="preserve">sted, con la finalidad de saludarlo cordialmente y remitirle el </w:t>
       </w:r>
-      <w:proofErr w:type="gramStart"/>
       <w:r>
         <w:rPr>
           <w:rFonts w:ascii="Times New Roman" w:hAnsi="Times New Roman" w:cs="Times New Roman"/>
@@ -1118,9 +842,8 @@
           <w:sz w:val="20"/>
           <w:szCs w:val="20"/>
         </w:rPr>
-        <w:t xml:space="preserve">{{ </w:t>
-      </w:r>
-      <w:proofErr w:type="spellStart"/>
+        <w:t>{{ nombre_doc }}</w:t>
+      </w:r>
       <w:r>
         <w:rPr>
           <w:rFonts w:ascii="Times New Roman" w:hAnsi="Times New Roman" w:cs="Times New Roman"/>
@@ -1129,9 +852,40 @@
           <w:sz w:val="20"/>
           <w:szCs w:val="20"/>
         </w:rPr>
-        <w:t>nombre</w:t>
-      </w:r>
-      <w:proofErr w:type="gramEnd"/>
+        <w:t xml:space="preserve">. </w:t>
+      </w:r>
+      <w:r>
+        <w:rPr>
+          <w:rFonts w:ascii="Times New Roman" w:hAnsi="Times New Roman" w:cs="Times New Roman"/>
+          <w:sz w:val="20"/>
+          <w:szCs w:val="20"/>
+        </w:rPr>
+        <w:t>M</w:t>
+      </w:r>
+      <w:r>
+        <w:rPr>
+          <w:rFonts w:ascii="Times New Roman" w:hAnsi="Times New Roman" w:cs="Times New Roman"/>
+          <w:sz w:val="20"/>
+          <w:szCs w:val="20"/>
+        </w:rPr>
+        <w:t>ediante el cual</w:t>
+      </w:r>
+      <w:r>
+        <w:rPr>
+          <w:rFonts w:ascii="Times New Roman" w:hAnsi="Times New Roman" w:cs="Times New Roman"/>
+          <w:sz w:val="20"/>
+          <w:szCs w:val="20"/>
+        </w:rPr>
+        <w:t xml:space="preserve"> </w:t>
+      </w:r>
+      <w:r>
+        <w:rPr>
+          <w:rFonts w:ascii="Times New Roman" w:hAnsi="Times New Roman" w:cs="Times New Roman"/>
+          <w:sz w:val="20"/>
+          <w:szCs w:val="20"/>
+        </w:rPr>
+        <w:t xml:space="preserve">el </w:t>
+      </w:r>
       <w:r>
         <w:rPr>
           <w:rFonts w:ascii="Times New Roman" w:hAnsi="Times New Roman" w:cs="Times New Roman"/>
@@ -1140,9 +894,48 @@
           <w:sz w:val="20"/>
           <w:szCs w:val="20"/>
         </w:rPr>
-        <w:t>_doc</w:t>
-      </w:r>
-      <w:proofErr w:type="spellEnd"/>
+        <w:t>{{ nombre_resi }}</w:t>
+      </w:r>
+      <w:r>
+        <w:rPr>
+          <w:rFonts w:ascii="Times New Roman" w:hAnsi="Times New Roman" w:cs="Times New Roman"/>
+          <w:sz w:val="20"/>
+          <w:szCs w:val="20"/>
+        </w:rPr>
+        <w:t xml:space="preserve"> </w:t>
+      </w:r>
+      <w:r>
+        <w:rPr>
+          <w:rFonts w:ascii="Times New Roman" w:hAnsi="Times New Roman" w:cs="Times New Roman"/>
+          <w:sz w:val="20"/>
+          <w:szCs w:val="20"/>
+        </w:rPr>
+        <w:t xml:space="preserve">en calidad de residente de obra, </w:t>
+      </w:r>
+      <w:r>
+        <w:rPr>
+          <w:rFonts w:ascii="Times New Roman" w:hAnsi="Times New Roman" w:cs="Times New Roman"/>
+          <w:sz w:val="20"/>
+          <w:szCs w:val="20"/>
+        </w:rPr>
+        <w:t>aproba</w:t>
+      </w:r>
+      <w:r>
+        <w:rPr>
+          <w:rFonts w:ascii="Times New Roman" w:hAnsi="Times New Roman" w:cs="Times New Roman"/>
+          <w:sz w:val="20"/>
+          <w:szCs w:val="20"/>
+        </w:rPr>
+        <w:t>do por el</w:t>
+      </w:r>
+      <w:r>
+        <w:rPr>
+          <w:rFonts w:ascii="Times New Roman" w:hAnsi="Times New Roman" w:cs="Times New Roman"/>
+          <w:sz w:val="20"/>
+          <w:szCs w:val="20"/>
+        </w:rPr>
+        <w:t xml:space="preserve"> </w:t>
+      </w:r>
       <w:r>
         <w:rPr>
           <w:rFonts w:ascii="Times New Roman" w:hAnsi="Times New Roman" w:cs="Times New Roman"/>
@@ -1151,7 +944,39 @@
           <w:sz w:val="20"/>
           <w:szCs w:val="20"/>
         </w:rPr>
-        <w:t xml:space="preserve"> }}</w:t>
+        <w:t>{{ nombre_super }}</w:t>
+      </w:r>
+      <w:r>
+        <w:rPr>
+          <w:rFonts w:ascii="Times New Roman" w:hAnsi="Times New Roman" w:cs="Times New Roman"/>
+          <w:sz w:val="20"/>
+          <w:szCs w:val="20"/>
+        </w:rPr>
+        <w:t xml:space="preserve"> en calidad de </w:t>
+      </w:r>
+      <w:r>
+        <w:rPr>
+          <w:rFonts w:ascii="Times New Roman" w:hAnsi="Times New Roman" w:cs="Times New Roman"/>
+          <w:sz w:val="20"/>
+          <w:szCs w:val="20"/>
+        </w:rPr>
+        <w:t>{{ responsable_control }},</w:t>
+      </w:r>
+      <w:r>
+        <w:rPr>
+          <w:rFonts w:ascii="Times New Roman" w:hAnsi="Times New Roman" w:cs="Times New Roman"/>
+          <w:sz w:val="20"/>
+          <w:szCs w:val="20"/>
+        </w:rPr>
+        <w:t xml:space="preserve"> presentan</w:t>
+      </w:r>
+      <w:r>
+        <w:rPr>
+          <w:rFonts w:ascii="Times New Roman" w:hAnsi="Times New Roman" w:cs="Times New Roman"/>
+          <w:sz w:val="20"/>
+          <w:szCs w:val="20"/>
+        </w:rPr>
+        <w:t xml:space="preserve"> </w:t>
       </w:r>
       <w:r>
         <w:rPr>
@@ -1161,41 +986,8 @@
           <w:sz w:val="20"/>
           <w:szCs w:val="20"/>
         </w:rPr>
-        <w:t xml:space="preserve">. </w:t>
-      </w:r>
-      <w:r>
-        <w:rPr>
-          <w:rFonts w:ascii="Times New Roman" w:hAnsi="Times New Roman" w:cs="Times New Roman"/>
-          <w:sz w:val="20"/>
-          <w:szCs w:val="20"/>
-        </w:rPr>
-        <w:t>M</w:t>
-      </w:r>
-      <w:r>
-        <w:rPr>
-          <w:rFonts w:ascii="Times New Roman" w:hAnsi="Times New Roman" w:cs="Times New Roman"/>
-          <w:sz w:val="20"/>
-          <w:szCs w:val="20"/>
-        </w:rPr>
-        <w:t>ediante el cual</w:t>
-      </w:r>
-      <w:r>
-        <w:rPr>
-          <w:rFonts w:ascii="Times New Roman" w:hAnsi="Times New Roman" w:cs="Times New Roman"/>
-          <w:sz w:val="20"/>
-          <w:szCs w:val="20"/>
-        </w:rPr>
-        <w:t xml:space="preserve"> </w:t>
-      </w:r>
-      <w:r>
-        <w:rPr>
-          <w:rFonts w:ascii="Times New Roman" w:hAnsi="Times New Roman" w:cs="Times New Roman"/>
-          <w:sz w:val="20"/>
-          <w:szCs w:val="20"/>
-        </w:rPr>
-        <w:t xml:space="preserve">el </w:t>
-      </w:r>
-      <w:proofErr w:type="gramStart"/>
+        <w:t xml:space="preserve">CONFORMIDAD A LA ORDEN </w:t>
+      </w:r>
       <w:r>
         <w:rPr>
           <w:rFonts w:ascii="Times New Roman" w:hAnsi="Times New Roman" w:cs="Times New Roman"/>
@@ -1204,9 +996,8 @@
           <w:sz w:val="20"/>
           <w:szCs w:val="20"/>
         </w:rPr>
-        <w:t xml:space="preserve">{{ </w:t>
-      </w:r>
-      <w:proofErr w:type="spellStart"/>
+        <w:t>DE {{ tipo_pedido }} Nº {{ num_pedido }}</w:t>
+      </w:r>
       <w:r>
         <w:rPr>
           <w:rFonts w:ascii="Times New Roman" w:hAnsi="Times New Roman" w:cs="Times New Roman"/>
@@ -1215,9 +1006,24 @@
           <w:sz w:val="20"/>
           <w:szCs w:val="20"/>
         </w:rPr>
-        <w:t>nombre</w:t>
-      </w:r>
-      <w:proofErr w:type="gramEnd"/>
+        <w:t xml:space="preserve"> </w:t>
+      </w:r>
+      <w:r>
+        <w:rPr>
+          <w:rFonts w:ascii="Times New Roman" w:hAnsi="Times New Roman" w:cs="Times New Roman"/>
+          <w:sz w:val="20"/>
+          <w:szCs w:val="20"/>
+        </w:rPr>
+        <w:t>correspondiente al proyecto de inversión pública ejecutado bajo la modalidad de administración directa denominado:</w:t>
+      </w:r>
+      <w:r>
+        <w:rPr>
+          <w:rFonts w:ascii="Times New Roman" w:hAnsi="Times New Roman" w:cs="Times New Roman"/>
+          <w:sz w:val="20"/>
+          <w:szCs w:val="20"/>
+        </w:rPr>
+        <w:t xml:space="preserve"> </w:t>
+      </w:r>
       <w:r>
         <w:rPr>
           <w:rFonts w:ascii="Times New Roman" w:hAnsi="Times New Roman" w:cs="Times New Roman"/>
@@ -1226,9 +1032,16 @@
           <w:sz w:val="20"/>
           <w:szCs w:val="20"/>
         </w:rPr>
-        <w:t>_resi</w:t>
-      </w:r>
-      <w:proofErr w:type="spellEnd"/>
+        <w:t>“{{ nombre_obra }}”</w:t>
+      </w:r>
+      <w:r>
+        <w:rPr>
+          <w:rFonts w:ascii="Times New Roman" w:hAnsi="Times New Roman" w:cs="Times New Roman"/>
+          <w:sz w:val="20"/>
+          <w:szCs w:val="20"/>
+        </w:rPr>
+        <w:t xml:space="preserve"> </w:t>
+      </w:r>
       <w:r>
         <w:rPr>
           <w:rFonts w:ascii="Times New Roman" w:hAnsi="Times New Roman" w:cs="Times New Roman"/>
@@ -1237,39 +1050,7 @@
           <w:sz w:val="20"/>
           <w:szCs w:val="20"/>
         </w:rPr>
-        <w:t xml:space="preserve"> }}</w:t>
-      </w:r>
-      <w:r>
-        <w:rPr>
-          <w:rFonts w:ascii="Times New Roman" w:hAnsi="Times New Roman" w:cs="Times New Roman"/>
-          <w:sz w:val="20"/>
-          <w:szCs w:val="20"/>
-        </w:rPr>
-        <w:t xml:space="preserve"> </w:t>
-      </w:r>
-      <w:r>
-        <w:rPr>
-          <w:rFonts w:ascii="Times New Roman" w:hAnsi="Times New Roman" w:cs="Times New Roman"/>
-          <w:sz w:val="20"/>
-          <w:szCs w:val="20"/>
-        </w:rPr>
-        <w:t xml:space="preserve">en calidad de residente de obra, </w:t>
-      </w:r>
-      <w:r>
-        <w:rPr>
-          <w:rFonts w:ascii="Times New Roman" w:hAnsi="Times New Roman" w:cs="Times New Roman"/>
-          <w:sz w:val="20"/>
-          <w:szCs w:val="20"/>
-        </w:rPr>
-        <w:t>aproba</w:t>
-      </w:r>
-      <w:r>
-        <w:rPr>
-          <w:rFonts w:ascii="Times New Roman" w:hAnsi="Times New Roman" w:cs="Times New Roman"/>
-          <w:sz w:val="20"/>
-          <w:szCs w:val="20"/>
-        </w:rPr>
-        <w:t>do por el</w:t>
+        <w:t>CUI: Nº</w:t>
       </w:r>
       <w:r>
         <w:rPr>
@@ -1287,293 +1068,7 @@
           <w:sz w:val="20"/>
           <w:szCs w:val="20"/>
         </w:rPr>
-        <w:t xml:space="preserve">{{ </w:t>
-      </w:r>
-      <w:proofErr w:type="spellStart"/>
-      <w:r>
-        <w:rPr>
-          <w:rFonts w:ascii="Times New Roman" w:hAnsi="Times New Roman" w:cs="Times New Roman"/>
-          <w:b/>
-          <w:bCs/>
-          <w:sz w:val="20"/>
-          <w:szCs w:val="20"/>
-        </w:rPr>
-        <w:t>nombre_super</w:t>
-      </w:r>
-      <w:proofErr w:type="spellEnd"/>
-      <w:r>
-        <w:rPr>
-          <w:rFonts w:ascii="Times New Roman" w:hAnsi="Times New Roman" w:cs="Times New Roman"/>
-          <w:b/>
-          <w:bCs/>
-          <w:sz w:val="20"/>
-          <w:szCs w:val="20"/>
-        </w:rPr>
-        <w:t xml:space="preserve"> }}</w:t>
-      </w:r>
-      <w:r>
-        <w:rPr>
-          <w:rFonts w:ascii="Times New Roman" w:hAnsi="Times New Roman" w:cs="Times New Roman"/>
-          <w:sz w:val="20"/>
-          <w:szCs w:val="20"/>
-        </w:rPr>
-        <w:t xml:space="preserve"> en calidad de </w:t>
-      </w:r>
-      <w:r>
-        <w:rPr>
-          <w:rFonts w:ascii="Times New Roman" w:hAnsi="Times New Roman" w:cs="Times New Roman"/>
-          <w:sz w:val="20"/>
-          <w:szCs w:val="20"/>
-        </w:rPr>
-        <w:t xml:space="preserve">{{ </w:t>
-      </w:r>
-      <w:proofErr w:type="spellStart"/>
-      <w:r>
-        <w:rPr>
-          <w:rFonts w:ascii="Times New Roman" w:hAnsi="Times New Roman" w:cs="Times New Roman"/>
-          <w:sz w:val="20"/>
-          <w:szCs w:val="20"/>
-        </w:rPr>
-        <w:t>responsable_control</w:t>
-      </w:r>
-      <w:proofErr w:type="spellEnd"/>
-      <w:r>
-        <w:rPr>
-          <w:rFonts w:ascii="Times New Roman" w:hAnsi="Times New Roman" w:cs="Times New Roman"/>
-          <w:sz w:val="20"/>
-          <w:szCs w:val="20"/>
-        </w:rPr>
-        <w:t xml:space="preserve"> }},</w:t>
-      </w:r>
-      <w:r>
-        <w:rPr>
-          <w:rFonts w:ascii="Times New Roman" w:hAnsi="Times New Roman" w:cs="Times New Roman"/>
-          <w:sz w:val="20"/>
-          <w:szCs w:val="20"/>
-        </w:rPr>
-        <w:t xml:space="preserve"> presentan</w:t>
-      </w:r>
-      <w:r>
-        <w:rPr>
-          <w:rFonts w:ascii="Times New Roman" w:hAnsi="Times New Roman" w:cs="Times New Roman"/>
-          <w:sz w:val="20"/>
-          <w:szCs w:val="20"/>
-        </w:rPr>
-        <w:t xml:space="preserve"> </w:t>
-      </w:r>
-      <w:r>
-        <w:rPr>
-          <w:rFonts w:ascii="Times New Roman" w:hAnsi="Times New Roman" w:cs="Times New Roman"/>
-          <w:b/>
-          <w:bCs/>
-          <w:sz w:val="20"/>
-          <w:szCs w:val="20"/>
-        </w:rPr>
-        <w:t xml:space="preserve">CONFORMIDAD A LA ORDEN </w:t>
-      </w:r>
-      <w:r>
-        <w:rPr>
-          <w:rFonts w:ascii="Times New Roman" w:hAnsi="Times New Roman" w:cs="Times New Roman"/>
-          <w:b/>
-          <w:bCs/>
-          <w:sz w:val="20"/>
-          <w:szCs w:val="20"/>
-        </w:rPr>
-        <w:t xml:space="preserve">DE {{ </w:t>
-      </w:r>
-      <w:proofErr w:type="spellStart"/>
-      <w:r>
-        <w:rPr>
-          <w:rFonts w:ascii="Times New Roman" w:hAnsi="Times New Roman" w:cs="Times New Roman"/>
-          <w:b/>
-          <w:bCs/>
-          <w:sz w:val="20"/>
-          <w:szCs w:val="20"/>
-        </w:rPr>
-        <w:t>tipo_pedido</w:t>
-      </w:r>
-      <w:proofErr w:type="spellEnd"/>
-      <w:r>
-        <w:rPr>
-          <w:rFonts w:ascii="Times New Roman" w:hAnsi="Times New Roman" w:cs="Times New Roman"/>
-          <w:b/>
-          <w:bCs/>
-          <w:sz w:val="20"/>
-          <w:szCs w:val="20"/>
-        </w:rPr>
-        <w:t xml:space="preserve"> }} </w:t>
-      </w:r>
-      <w:proofErr w:type="spellStart"/>
-      <w:r>
-        <w:rPr>
-          <w:rFonts w:ascii="Times New Roman" w:hAnsi="Times New Roman" w:cs="Times New Roman"/>
-          <w:b/>
-          <w:bCs/>
-          <w:sz w:val="20"/>
-          <w:szCs w:val="20"/>
-        </w:rPr>
-        <w:t>Nº</w:t>
-      </w:r>
-      <w:proofErr w:type="spellEnd"/>
-      <w:r>
-        <w:rPr>
-          <w:rFonts w:ascii="Times New Roman" w:hAnsi="Times New Roman" w:cs="Times New Roman"/>
-          <w:b/>
-          <w:bCs/>
-          <w:sz w:val="20"/>
-          <w:szCs w:val="20"/>
-        </w:rPr>
-        <w:t xml:space="preserve"> {{ </w:t>
-      </w:r>
-      <w:proofErr w:type="spellStart"/>
-      <w:r>
-        <w:rPr>
-          <w:rFonts w:ascii="Times New Roman" w:hAnsi="Times New Roman" w:cs="Times New Roman"/>
-          <w:b/>
-          <w:bCs/>
-          <w:sz w:val="20"/>
-          <w:szCs w:val="20"/>
-        </w:rPr>
-        <w:t>num_pedido</w:t>
-      </w:r>
-      <w:proofErr w:type="spellEnd"/>
-      <w:r>
-        <w:rPr>
-          <w:rFonts w:ascii="Times New Roman" w:hAnsi="Times New Roman" w:cs="Times New Roman"/>
-          <w:b/>
-          <w:bCs/>
-          <w:sz w:val="20"/>
-          <w:szCs w:val="20"/>
-        </w:rPr>
-        <w:t xml:space="preserve"> }}</w:t>
-      </w:r>
-      <w:r>
-        <w:rPr>
-          <w:rFonts w:ascii="Times New Roman" w:hAnsi="Times New Roman" w:cs="Times New Roman"/>
-          <w:b/>
-          <w:bCs/>
-          <w:sz w:val="20"/>
-          <w:szCs w:val="20"/>
-        </w:rPr>
-        <w:t xml:space="preserve"> </w:t>
-      </w:r>
-      <w:r>
-        <w:rPr>
-          <w:rFonts w:ascii="Times New Roman" w:hAnsi="Times New Roman" w:cs="Times New Roman"/>
-          <w:sz w:val="20"/>
-          <w:szCs w:val="20"/>
-        </w:rPr>
-        <w:t>correspondiente al proyecto de inversión pública ejecutado bajo la modalidad de administración directa denominado:</w:t>
-      </w:r>
-      <w:r>
-        <w:rPr>
-          <w:rFonts w:ascii="Times New Roman" w:hAnsi="Times New Roman" w:cs="Times New Roman"/>
-          <w:sz w:val="20"/>
-          <w:szCs w:val="20"/>
-        </w:rPr>
-        <w:t xml:space="preserve"> </w:t>
-      </w:r>
-      <w:r>
-        <w:rPr>
-          <w:rFonts w:ascii="Times New Roman" w:hAnsi="Times New Roman" w:cs="Times New Roman"/>
-          <w:b/>
-          <w:bCs/>
-          <w:sz w:val="20"/>
-          <w:szCs w:val="20"/>
-        </w:rPr>
-        <w:t>“{{ n</w:t>
-      </w:r>
-      <w:proofErr w:type="spellStart"/>
-      <w:r>
-        <w:rPr>
-          <w:rFonts w:ascii="Times New Roman" w:hAnsi="Times New Roman" w:cs="Times New Roman"/>
-          <w:b/>
-          <w:bCs/>
-          <w:sz w:val="20"/>
-          <w:szCs w:val="20"/>
-        </w:rPr>
-        <w:t>ombre_obra</w:t>
-      </w:r>
-      <w:proofErr w:type="spellEnd"/>
-      <w:r>
-        <w:rPr>
-          <w:rFonts w:ascii="Times New Roman" w:hAnsi="Times New Roman" w:cs="Times New Roman"/>
-          <w:b/>
-          <w:bCs/>
-          <w:sz w:val="20"/>
-          <w:szCs w:val="20"/>
-        </w:rPr>
-        <w:t xml:space="preserve"> }}”</w:t>
-      </w:r>
-      <w:r>
-        <w:rPr>
-          <w:rFonts w:ascii="Times New Roman" w:hAnsi="Times New Roman" w:cs="Times New Roman"/>
-          <w:sz w:val="20"/>
-          <w:szCs w:val="20"/>
-        </w:rPr>
-        <w:t xml:space="preserve"> </w:t>
-      </w:r>
-      <w:r>
-        <w:rPr>
-          <w:rFonts w:ascii="Times New Roman" w:hAnsi="Times New Roman" w:cs="Times New Roman"/>
-          <w:b/>
-          <w:bCs/>
-          <w:sz w:val="20"/>
-          <w:szCs w:val="20"/>
-        </w:rPr>
-        <w:t xml:space="preserve">CUI: </w:t>
-      </w:r>
-      <w:proofErr w:type="spellStart"/>
-      <w:r>
-        <w:rPr>
-          <w:rFonts w:ascii="Times New Roman" w:hAnsi="Times New Roman" w:cs="Times New Roman"/>
-          <w:b/>
-          <w:bCs/>
-          <w:sz w:val="20"/>
-          <w:szCs w:val="20"/>
-        </w:rPr>
-        <w:t>Nº</w:t>
-      </w:r>
-      <w:proofErr w:type="spellEnd"/>
-      <w:r>
-        <w:rPr>
-          <w:rFonts w:ascii="Times New Roman" w:hAnsi="Times New Roman" w:cs="Times New Roman"/>
-          <w:sz w:val="20"/>
-          <w:szCs w:val="20"/>
-        </w:rPr>
-        <w:t xml:space="preserve"> </w:t>
-      </w:r>
-      <w:r>
-        <w:rPr>
-          <w:rFonts w:ascii="Times New Roman" w:hAnsi="Times New Roman" w:cs="Times New Roman"/>
-          <w:b/>
-          <w:bCs/>
-          <w:sz w:val="20"/>
-          <w:szCs w:val="20"/>
-        </w:rPr>
-        <w:t xml:space="preserve">{{ </w:t>
-      </w:r>
-      <w:proofErr w:type="spellStart"/>
-      <w:r>
-        <w:rPr>
-          <w:rFonts w:ascii="Times New Roman" w:hAnsi="Times New Roman" w:cs="Times New Roman"/>
-          <w:b/>
-          <w:bCs/>
-          <w:sz w:val="20"/>
-          <w:szCs w:val="20"/>
-        </w:rPr>
-        <w:t>num_cui</w:t>
-      </w:r>
-      <w:proofErr w:type="spellEnd"/>
-      <w:r>
-        <w:rPr>
-          <w:rFonts w:ascii="Times New Roman" w:hAnsi="Times New Roman" w:cs="Times New Roman"/>
-          <w:b/>
-          <w:bCs/>
-          <w:sz w:val="20"/>
-          <w:szCs w:val="20"/>
-        </w:rPr>
-        <w:t xml:space="preserve"> }}</w:t>
+        <w:t>{{ num_cui }}</w:t>
       </w:r>
       <w:r>
         <w:rPr>
@@ -1605,7 +1100,7 @@
     <w:tbl>
       <w:tblPr>
         <w:tblStyle w:val="Tablaconcuadrcula"/>
-        <w:tblW w:w="0" w:type="auto"/>
+        <w:tblW w:w="9493" w:type="dxa"/>
         <w:tblLook w:val="04A0" w:firstRow="1" w:lastRow="0" w:firstColumn="1" w:lastColumn="0" w:noHBand="0" w:noVBand="1"/>
       </w:tblPr>
       <w:tblGrid>
@@ -1614,7 +1109,7 @@
         <w:gridCol w:w="2353"/>
         <w:gridCol w:w="1671"/>
         <w:gridCol w:w="913"/>
-        <w:gridCol w:w="1162"/>
+        <w:gridCol w:w="1639"/>
       </w:tblGrid>
       <w:tr>
         <w:tc>
@@ -1633,7 +1128,6 @@
                 <w:szCs w:val="16"/>
               </w:rPr>
             </w:pPr>
-            <w:proofErr w:type="spellStart"/>
             <w:r>
               <w:rPr>
                 <w:rFonts w:ascii="Times New Roman" w:hAnsi="Times New Roman" w:cs="Times New Roman"/>
@@ -1642,18 +1136,7 @@
                 <w:sz w:val="16"/>
                 <w:szCs w:val="16"/>
               </w:rPr>
-              <w:t>N°</w:t>
-            </w:r>
-            <w:proofErr w:type="spellEnd"/>
-            <w:r>
-              <w:rPr>
-                <w:rFonts w:ascii="Times New Roman" w:hAnsi="Times New Roman" w:cs="Times New Roman"/>
-                <w:b/>
-                <w:bCs/>
-                <w:sz w:val="16"/>
-                <w:szCs w:val="16"/>
-              </w:rPr>
-              <w:t xml:space="preserve"> ORDEN</w:t>
+              <w:t>N° ORDEN</w:t>
             </w:r>
           </w:p>
         </w:tc>
@@ -1771,7 +1254,7 @@
         </w:tc>
         <w:tc>
           <w:tcPr>
-            <w:tcW w:w="1162" w:type="dxa"/>
+            <w:tcW w:w="1639" w:type="dxa"/>
             <w:shd w:val="clear" w:color="auto" w:fill="00B050"/>
           </w:tcPr>
           <w:p>
@@ -1822,79 +1305,7 @@
                 <w:sz w:val="16"/>
                 <w:szCs w:val="16"/>
               </w:rPr>
-              <w:t xml:space="preserve">ORDEN DE </w:t>
-            </w:r>
-            <w:proofErr w:type="gramStart"/>
-            <w:r>
-              <w:rPr>
-                <w:rFonts w:ascii="Times New Roman" w:hAnsi="Times New Roman" w:cs="Times New Roman"/>
-                <w:sz w:val="16"/>
-                <w:szCs w:val="16"/>
-              </w:rPr>
-              <w:t xml:space="preserve">{{ </w:t>
-            </w:r>
-            <w:proofErr w:type="spellStart"/>
-            <w:r>
-              <w:rPr>
-                <w:rFonts w:ascii="Times New Roman" w:hAnsi="Times New Roman" w:cs="Times New Roman"/>
-                <w:sz w:val="16"/>
-                <w:szCs w:val="16"/>
-              </w:rPr>
-              <w:t>tipo</w:t>
-            </w:r>
-            <w:proofErr w:type="gramEnd"/>
-            <w:r>
-              <w:rPr>
-                <w:rFonts w:ascii="Times New Roman" w:hAnsi="Times New Roman" w:cs="Times New Roman"/>
-                <w:sz w:val="16"/>
-                <w:szCs w:val="16"/>
-              </w:rPr>
-              <w:t>_pedido</w:t>
-            </w:r>
-            <w:proofErr w:type="spellEnd"/>
-            <w:r>
-              <w:rPr>
-                <w:rFonts w:ascii="Times New Roman" w:hAnsi="Times New Roman" w:cs="Times New Roman"/>
-                <w:sz w:val="16"/>
-                <w:szCs w:val="16"/>
-              </w:rPr>
-              <w:t xml:space="preserve"> }} </w:t>
-            </w:r>
-            <w:proofErr w:type="spellStart"/>
-            <w:r>
-              <w:rPr>
-                <w:rFonts w:ascii="Times New Roman" w:hAnsi="Times New Roman" w:cs="Times New Roman"/>
-                <w:sz w:val="16"/>
-                <w:szCs w:val="16"/>
-              </w:rPr>
-              <w:t>N°</w:t>
-            </w:r>
-            <w:proofErr w:type="spellEnd"/>
-            <w:r>
-              <w:rPr>
-                <w:rFonts w:ascii="Times New Roman" w:hAnsi="Times New Roman" w:cs="Times New Roman"/>
-                <w:sz w:val="16"/>
-                <w:szCs w:val="16"/>
-              </w:rPr>
-              <w:t xml:space="preserve"> {{ </w:t>
-            </w:r>
-            <w:proofErr w:type="spellStart"/>
-            <w:r>
-              <w:rPr>
-                <w:rFonts w:ascii="Times New Roman" w:hAnsi="Times New Roman" w:cs="Times New Roman"/>
-                <w:sz w:val="16"/>
-                <w:szCs w:val="16"/>
-              </w:rPr>
-              <w:t>num_pedido</w:t>
-            </w:r>
-            <w:proofErr w:type="spellEnd"/>
-            <w:r>
-              <w:rPr>
-                <w:rFonts w:ascii="Times New Roman" w:hAnsi="Times New Roman" w:cs="Times New Roman"/>
-                <w:sz w:val="16"/>
-                <w:szCs w:val="16"/>
-              </w:rPr>
-              <w:t xml:space="preserve"> }}</w:t>
+              <w:t>ORDEN DE {{ tipo_pedido }} N° {{ num_pedido }}</w:t>
             </w:r>
           </w:p>
         </w:tc>
@@ -1918,25 +1329,7 @@
                 <w:sz w:val="16"/>
                 <w:szCs w:val="16"/>
               </w:rPr>
-              <w:t>{{</w:t>
-            </w:r>
-            <w:proofErr w:type="spellStart"/>
-            <w:r>
-              <w:rPr>
-                <w:rFonts w:ascii="Times New Roman" w:hAnsi="Times New Roman" w:cs="Times New Roman"/>
-                <w:sz w:val="16"/>
-                <w:szCs w:val="16"/>
-              </w:rPr>
-              <w:t>tipo_pedido</w:t>
-            </w:r>
-            <w:proofErr w:type="spellEnd"/>
-            <w:r>
-              <w:rPr>
-                <w:rFonts w:ascii="Times New Roman" w:hAnsi="Times New Roman" w:cs="Times New Roman"/>
-                <w:sz w:val="16"/>
-                <w:szCs w:val="16"/>
-              </w:rPr>
-              <w:t xml:space="preserve"> }}</w:t>
+              <w:t>{{tipo_pedido }}</w:t>
             </w:r>
           </w:p>
         </w:tc>
@@ -1954,23 +1347,13 @@
                 <w:szCs w:val="16"/>
               </w:rPr>
             </w:pPr>
-            <w:proofErr w:type="gramStart"/>
             <w:r>
               <w:rPr>
                 <w:rFonts w:ascii="Times New Roman" w:hAnsi="Times New Roman" w:cs="Times New Roman"/>
                 <w:sz w:val="16"/>
                 <w:szCs w:val="16"/>
               </w:rPr>
-              <w:t>{{ producto</w:t>
-            </w:r>
-            <w:proofErr w:type="gramEnd"/>
-            <w:r>
-              <w:rPr>
-                <w:rFonts w:ascii="Times New Roman" w:hAnsi="Times New Roman" w:cs="Times New Roman"/>
-                <w:sz w:val="16"/>
-                <w:szCs w:val="16"/>
-              </w:rPr>
-              <w:t xml:space="preserve"> }}</w:t>
+              <w:t>{{ producto }}</w:t>
             </w:r>
           </w:p>
         </w:tc>
@@ -1988,7 +1371,6 @@
                 <w:szCs w:val="16"/>
               </w:rPr>
             </w:pPr>
-            <w:proofErr w:type="gramStart"/>
             <w:r>
               <w:rPr>
                 <w:rFonts w:ascii="Times New Roman" w:hAnsi="Times New Roman" w:cs="Times New Roman"/>
@@ -2003,34 +1385,7 @@
                 <w:sz w:val="16"/>
                 <w:szCs w:val="16"/>
               </w:rPr>
-              <w:t xml:space="preserve"> </w:t>
-            </w:r>
-            <w:proofErr w:type="spellStart"/>
-            <w:r>
-              <w:rPr>
-                <w:rFonts w:ascii="Times New Roman" w:hAnsi="Times New Roman" w:cs="Times New Roman"/>
-                <w:sz w:val="16"/>
-                <w:szCs w:val="16"/>
-              </w:rPr>
-              <w:t>nom</w:t>
-            </w:r>
-            <w:proofErr w:type="gramEnd"/>
-            <w:r>
-              <w:rPr>
-                <w:rFonts w:ascii="Times New Roman" w:hAnsi="Times New Roman" w:cs="Times New Roman"/>
-                <w:sz w:val="16"/>
-                <w:szCs w:val="16"/>
-              </w:rPr>
-              <w:t>_prov</w:t>
-            </w:r>
-            <w:proofErr w:type="spellEnd"/>
-            <w:r>
-              <w:rPr>
-                <w:rFonts w:ascii="Times New Roman" w:hAnsi="Times New Roman" w:cs="Times New Roman"/>
-                <w:sz w:val="16"/>
-                <w:szCs w:val="16"/>
-              </w:rPr>
-              <w:t xml:space="preserve"> }}</w:t>
+              <w:t xml:space="preserve"> nom_prov }}</w:t>
             </w:r>
           </w:p>
         </w:tc>
@@ -2048,47 +1403,19 @@
                 <w:szCs w:val="16"/>
               </w:rPr>
             </w:pPr>
-            <w:proofErr w:type="gramStart"/>
             <w:r>
               <w:rPr>
                 <w:rFonts w:ascii="Times New Roman" w:hAnsi="Times New Roman" w:cs="Times New Roman"/>
                 <w:sz w:val="16"/>
                 <w:szCs w:val="16"/>
               </w:rPr>
-              <w:t xml:space="preserve">{{ </w:t>
-            </w:r>
-            <w:proofErr w:type="spellStart"/>
-            <w:r>
-              <w:rPr>
-                <w:rFonts w:ascii="Times New Roman" w:hAnsi="Times New Roman" w:cs="Times New Roman"/>
-                <w:sz w:val="16"/>
-                <w:szCs w:val="16"/>
-              </w:rPr>
-              <w:t>num</w:t>
-            </w:r>
-            <w:proofErr w:type="gramEnd"/>
-            <w:r>
-              <w:rPr>
-                <w:rFonts w:ascii="Times New Roman" w:hAnsi="Times New Roman" w:cs="Times New Roman"/>
-                <w:sz w:val="16"/>
-                <w:szCs w:val="16"/>
-              </w:rPr>
-              <w:t>_ruc</w:t>
-            </w:r>
-            <w:proofErr w:type="spellEnd"/>
-            <w:r>
-              <w:rPr>
-                <w:rFonts w:ascii="Times New Roman" w:hAnsi="Times New Roman" w:cs="Times New Roman"/>
-                <w:sz w:val="16"/>
-                <w:szCs w:val="16"/>
-              </w:rPr>
-              <w:t xml:space="preserve"> }}</w:t>
+              <w:t>{{ num_ruc }}</w:t>
             </w:r>
           </w:p>
         </w:tc>
         <w:tc>
           <w:tcPr>
-            <w:tcW w:w="1162" w:type="dxa"/>
+            <w:tcW w:w="1639" w:type="dxa"/>
             <w:vAlign w:val="center"/>
           </w:tcPr>
           <w:p>
@@ -2100,23 +1427,13 @@
                 <w:szCs w:val="16"/>
               </w:rPr>
             </w:pPr>
-            <w:proofErr w:type="gramStart"/>
             <w:r>
               <w:rPr>
                 <w:rFonts w:ascii="Times New Roman" w:hAnsi="Times New Roman" w:cs="Times New Roman"/>
                 <w:sz w:val="16"/>
                 <w:szCs w:val="16"/>
               </w:rPr>
-              <w:t>{{ monto</w:t>
-            </w:r>
-            <w:proofErr w:type="gramEnd"/>
-            <w:r>
-              <w:rPr>
-                <w:rFonts w:ascii="Times New Roman" w:hAnsi="Times New Roman" w:cs="Times New Roman"/>
-                <w:sz w:val="16"/>
-                <w:szCs w:val="16"/>
-              </w:rPr>
-              <w:t xml:space="preserve"> }}</w:t>
+              <w:t>{{ monto }}</w:t>
             </w:r>
           </w:p>
         </w:tc>
@@ -2149,7 +1466,6 @@
         </w:rPr>
         <w:t xml:space="preserve">En función al </w:t>
       </w:r>
-      <w:proofErr w:type="gramStart"/>
       <w:r>
         <w:rPr>
           <w:rFonts w:ascii="Times New Roman" w:hAnsi="Times New Roman" w:cs="Times New Roman"/>
@@ -2158,9 +1474,16 @@
           <w:sz w:val="20"/>
           <w:szCs w:val="20"/>
         </w:rPr>
-        <w:t xml:space="preserve">{{ </w:t>
-      </w:r>
-      <w:proofErr w:type="spellStart"/>
+        <w:t>{{ nombre_doc }}</w:t>
+      </w:r>
+      <w:r>
+        <w:rPr>
+          <w:rFonts w:ascii="Times New Roman" w:hAnsi="Times New Roman" w:cs="Times New Roman"/>
+          <w:sz w:val="20"/>
+          <w:szCs w:val="20"/>
+        </w:rPr>
+        <w:t xml:space="preserve"> y revisado los documentos adjuntos, esta Sub Gerencia de Infraestructura </w:t>
+      </w:r>
       <w:r>
         <w:rPr>
           <w:rFonts w:ascii="Times New Roman" w:hAnsi="Times New Roman" w:cs="Times New Roman"/>
@@ -2169,113 +1492,7 @@
           <w:sz w:val="20"/>
           <w:szCs w:val="20"/>
         </w:rPr>
-        <w:t>nombre</w:t>
-      </w:r>
-      <w:proofErr w:type="gramEnd"/>
-      <w:r>
-        <w:rPr>
-          <w:rFonts w:ascii="Times New Roman" w:hAnsi="Times New Roman" w:cs="Times New Roman"/>
-          <w:b/>
-          <w:bCs/>
-          <w:sz w:val="20"/>
-          <w:szCs w:val="20"/>
-        </w:rPr>
-        <w:t>_doc</w:t>
-      </w:r>
-      <w:proofErr w:type="spellEnd"/>
-      <w:r>
-        <w:rPr>
-          <w:rFonts w:ascii="Times New Roman" w:hAnsi="Times New Roman" w:cs="Times New Roman"/>
-          <w:b/>
-          <w:bCs/>
-          <w:sz w:val="20"/>
-          <w:szCs w:val="20"/>
-        </w:rPr>
-        <w:t xml:space="preserve"> }}</w:t>
-      </w:r>
-      <w:r>
-        <w:rPr>
-          <w:rFonts w:ascii="Times New Roman" w:hAnsi="Times New Roman" w:cs="Times New Roman"/>
-          <w:sz w:val="20"/>
-          <w:szCs w:val="20"/>
-        </w:rPr>
-        <w:t xml:space="preserve"> y revisado los documentos adjuntos, esta Sub Gerencia de Infraestructura </w:t>
-      </w:r>
-      <w:r>
-        <w:rPr>
-          <w:rFonts w:ascii="Times New Roman" w:hAnsi="Times New Roman" w:cs="Times New Roman"/>
-          <w:b/>
-          <w:bCs/>
-          <w:sz w:val="20"/>
-          <w:szCs w:val="20"/>
-        </w:rPr>
-        <w:t xml:space="preserve">REMITE CONFORMIDAD A LA ORDEN DE {{ </w:t>
-      </w:r>
-      <w:proofErr w:type="spellStart"/>
-      <w:r>
-        <w:rPr>
-          <w:rFonts w:ascii="Times New Roman" w:hAnsi="Times New Roman" w:cs="Times New Roman"/>
-          <w:b/>
-          <w:bCs/>
-          <w:sz w:val="20"/>
-          <w:szCs w:val="20"/>
-        </w:rPr>
-        <w:t>tipo_pedido</w:t>
-      </w:r>
-      <w:proofErr w:type="spellEnd"/>
-      <w:r>
-        <w:rPr>
-          <w:rFonts w:ascii="Times New Roman" w:hAnsi="Times New Roman" w:cs="Times New Roman"/>
-          <w:b/>
-          <w:bCs/>
-          <w:sz w:val="20"/>
-          <w:szCs w:val="20"/>
-        </w:rPr>
-        <w:t xml:space="preserve"> }} </w:t>
-      </w:r>
-      <w:proofErr w:type="spellStart"/>
-      <w:r>
-        <w:rPr>
-          <w:rFonts w:ascii="Times New Roman" w:hAnsi="Times New Roman" w:cs="Times New Roman"/>
-          <w:b/>
-          <w:bCs/>
-          <w:sz w:val="20"/>
-          <w:szCs w:val="20"/>
-        </w:rPr>
-        <w:t>N°</w:t>
-      </w:r>
-      <w:proofErr w:type="spellEnd"/>
-      <w:r>
-        <w:rPr>
-          <w:rFonts w:ascii="Times New Roman" w:hAnsi="Times New Roman" w:cs="Times New Roman"/>
-          <w:b/>
-          <w:bCs/>
-          <w:sz w:val="20"/>
-          <w:szCs w:val="20"/>
-        </w:rPr>
-        <w:t xml:space="preserve"> {{ </w:t>
-      </w:r>
-      <w:proofErr w:type="spellStart"/>
-      <w:r>
-        <w:rPr>
-          <w:rFonts w:ascii="Times New Roman" w:hAnsi="Times New Roman" w:cs="Times New Roman"/>
-          <w:b/>
-          <w:bCs/>
-          <w:sz w:val="20"/>
-          <w:szCs w:val="20"/>
-        </w:rPr>
-        <w:t>num_pedido</w:t>
-      </w:r>
-      <w:proofErr w:type="spellEnd"/>
-      <w:r>
-        <w:rPr>
-          <w:rFonts w:ascii="Times New Roman" w:hAnsi="Times New Roman" w:cs="Times New Roman"/>
-          <w:b/>
-          <w:bCs/>
-          <w:sz w:val="20"/>
-          <w:szCs w:val="20"/>
-        </w:rPr>
-        <w:t xml:space="preserve"> }} </w:t>
+        <w:t xml:space="preserve">REMITE CONFORMIDAD A LA ORDEN DE {{ tipo_pedido }} N° {{ num_pedido }} </w:t>
       </w:r>
       <w:r>
         <w:rPr>
@@ -2322,41 +1539,13 @@
           <w:szCs w:val="20"/>
         </w:rPr>
       </w:pPr>
-      <w:proofErr w:type="gramStart"/>
-      <w:r>
-        <w:rPr>
-          <w:rFonts w:ascii="Times New Roman" w:hAnsi="Times New Roman" w:cs="Times New Roman"/>
-          <w:sz w:val="20"/>
-          <w:szCs w:val="20"/>
-        </w:rPr>
-        <w:t xml:space="preserve">{{ </w:t>
-      </w:r>
-      <w:proofErr w:type="spellStart"/>
-      <w:r>
-        <w:rPr>
-          <w:rFonts w:ascii="Times New Roman" w:hAnsi="Times New Roman" w:cs="Times New Roman"/>
-          <w:sz w:val="20"/>
-          <w:szCs w:val="20"/>
-        </w:rPr>
-        <w:t>nombre</w:t>
-      </w:r>
-      <w:proofErr w:type="gramEnd"/>
-      <w:r>
-        <w:rPr>
-          <w:rFonts w:ascii="Times New Roman" w:hAnsi="Times New Roman" w:cs="Times New Roman"/>
-          <w:sz w:val="20"/>
-          <w:szCs w:val="20"/>
-        </w:rPr>
-        <w:t>_doc</w:t>
-      </w:r>
-      <w:proofErr w:type="spellEnd"/>
-      <w:r>
-        <w:rPr>
-          <w:rFonts w:ascii="Times New Roman" w:hAnsi="Times New Roman" w:cs="Times New Roman"/>
-          <w:sz w:val="20"/>
-          <w:szCs w:val="20"/>
-        </w:rPr>
-        <w:t xml:space="preserve"> }}</w:t>
+      <w:r>
+        <w:rPr>
+          <w:rFonts w:ascii="Times New Roman" w:hAnsi="Times New Roman" w:cs="Times New Roman"/>
+          <w:sz w:val="20"/>
+          <w:szCs w:val="20"/>
+        </w:rPr>
+        <w:t>{{ nombre_doc }}</w:t>
       </w:r>
     </w:p>
     <w:p>
@@ -2427,7 +1616,7 @@
       <w:headerReference w:type="default" r:id="rId8"/>
       <w:footerReference w:type="default" r:id="rId9"/>
       <w:pgSz w:w="11906" w:h="16838"/>
-      <w:pgMar w:top="1440" w:right="1440" w:bottom="1440" w:left="1440" w:header="708" w:footer="0" w:gutter="0"/>
+      <w:pgMar w:top="1440" w:right="1021" w:bottom="1440" w:left="1440" w:header="340" w:footer="0" w:gutter="0"/>
       <w:cols w:space="708"/>
       <w:docGrid w:linePitch="360"/>
     </w:sectPr>
@@ -3053,7 +2242,6 @@
                                     <w:szCs w:val="20"/>
                                   </w:rPr>
                                 </w:pPr>
-                                <w:proofErr w:type="gramStart"/>
                                 <w:r>
                                   <w:rPr>
                                     <w:rFonts w:ascii="Times New Roman" w:hAnsi="Times New Roman" w:cs="Times New Roman"/>
@@ -3064,7 +2252,6 @@
                                   </w:rPr>
                                   <w:t>Por un Gobierno Competitivo y Participativo ...!</w:t>
                                 </w:r>
-                                <w:proofErr w:type="gramEnd"/>
                               </w:p>
                             </w:txbxContent>
                           </wps:txbx>
